--- a/swh/docx/20.content.docx
+++ b/swh/docx/20.content.docx
@@ -19,7 +19,7 @@
         <w:rPr>
           <w:lang w:val="sw_KE" w:bidi="sw_KE"/>
         </w:rPr>
-        <w:t>Resource: Maelezo ya Masomo - Machapisho ya Vitabu (Tyndale)</w:t>
+        <w:t>Resource: Tyndale Open Study Notes</w:t>
       </w:r>
       <w:r>
         <w:rPr>
@@ -112,7 +112,7 @@
         <w:rPr>
           <w:lang w:val="sw_KE" w:bidi="sw_KE"/>
         </w:rPr>
-        <w:t>Maelezo ya Masomo - Machapisho ya Vitabu (Tyndale)</w:t>
+        <w:t>Tyndale Open Study Notes</w:t>
       </w:r>
     </w:p>
     <w:p>

--- a/swh/docx/20.content.docx
+++ b/swh/docx/20.content.docx
@@ -19,7 +19,7 @@
         <w:rPr>
           <w:lang w:val="sw_KE" w:bidi="sw_KE"/>
         </w:rPr>
-        <w:t>Resource: Tyndale Open Study Notes</w:t>
+        <w:t>Resource: Aquifer Open Study Notes (Book Intros)</w:t>
       </w:r>
       <w:r>
         <w:rPr>
@@ -112,7 +112,7 @@
         <w:rPr>
           <w:lang w:val="sw_KE" w:bidi="sw_KE"/>
         </w:rPr>
-        <w:t>Tyndale Open Study Notes</w:t>
+        <w:t>Aquifer Open Study Notes (Book Intros)</w:t>
       </w:r>
     </w:p>
     <w:p>

--- a/swh/docx/20.content.docx
+++ b/swh/docx/20.content.docx
@@ -283,36 +283,24 @@
         </w:rPr>
         <w:t>Mithali ni mkusanyiko wa kale wa Waisraeli wa methali za busara, ushauri, maagizo, na maonyo. Kitabu hiki kina sehemu mbili kuu: Kinaanza na mazungumzo ambayo baba anampa mwanawe (</w:t>
       </w:r>
-      <w:hyperlink r:id="rId13">
-        <w:r>
-          <w:rPr>
-            <w:lang w:val="sw_KE" w:bidi="sw_KE"/>
-          </w:rPr>
-          <w:rPr>
-            <w:color w:val="0000EE"/>
-            <w:u w:val="single"/>
-          </w:rPr>
-          <w:t>sura 1–9</w:t>
-        </w:r>
-      </w:hyperlink>
+      <w:r>
+        <w:rPr>
+          <w:lang w:val="sw_KE" w:bidi="sw_KE"/>
+        </w:rPr>
+        <w:t>sura 1–9</w:t>
+      </w:r>
       <w:r>
         <w:rPr>
           <w:lang w:val="sw_KE" w:bidi="sw_KE"/>
         </w:rPr>
         <w:t>). Hizi zinafuatwa na mkusanyiko wa methali za busara (</w:t>
       </w:r>
-      <w:hyperlink r:id="rId14">
-        <w:r>
-          <w:rPr>
-            <w:lang w:val="sw_KE" w:bidi="sw_KE"/>
-          </w:rPr>
-          <w:rPr>
-            <w:color w:val="0000EE"/>
-            <w:u w:val="single"/>
-          </w:rPr>
-          <w:t>sura 10–31</w:t>
-        </w:r>
-      </w:hyperlink>
+      <w:r>
+        <w:rPr>
+          <w:lang w:val="sw_KE" w:bidi="sw_KE"/>
+        </w:rPr>
+        <w:t>sura 10–31</w:t>
+      </w:r>
       <w:r>
         <w:rPr>
           <w:lang w:val="sw_KE" w:bidi="sw_KE"/>
@@ -400,18 +388,12 @@
         </w:rPr>
         <w:t>Kama siki kwenye meno au moshi machoni (</w:t>
       </w:r>
-      <w:hyperlink r:id="rId15">
-        <w:r>
-          <w:rPr>
-            <w:lang w:val="sw_KE" w:bidi="sw_KE"/>
-          </w:rPr>
-          <w:rPr>
-            <w:color w:val="0000EE"/>
-            <w:u w:val="single"/>
-          </w:rPr>
-          <w:t>10:26</w:t>
-        </w:r>
-      </w:hyperlink>
+      <w:r>
+        <w:rPr>
+          <w:lang w:val="sw_KE" w:bidi="sw_KE"/>
+        </w:rPr>
+        <w:t>10:26</w:t>
+      </w:r>
       <w:r>
         <w:rPr>
           <w:lang w:val="sw_KE" w:bidi="sw_KE"/>
@@ -473,18 +455,12 @@
         </w:rPr>
         <w:t>Anawapenda wale wanaozungumza kwa uaminifu (</w:t>
       </w:r>
-      <w:hyperlink r:id="rId16">
-        <w:r>
-          <w:rPr>
-            <w:lang w:val="sw_KE" w:bidi="sw_KE"/>
-          </w:rPr>
-          <w:rPr>
-            <w:color w:val="0000EE"/>
-            <w:u w:val="single"/>
-          </w:rPr>
-          <w:t>16:13</w:t>
-        </w:r>
-      </w:hyperlink>
+      <w:r>
+        <w:rPr>
+          <w:lang w:val="sw_KE" w:bidi="sw_KE"/>
+        </w:rPr>
+        <w:t>16:13</w:t>
+      </w:r>
       <w:r>
         <w:rPr>
           <w:lang w:val="sw_KE" w:bidi="sw_KE"/>
@@ -546,18 +522,12 @@
         </w:rPr>
         <w:t>lakini mwanamke asiye na busara huibomoa kwa mikono yake mwenyewe (</w:t>
       </w:r>
-      <w:hyperlink r:id="rId17">
-        <w:r>
-          <w:rPr>
-            <w:lang w:val="sw_KE" w:bidi="sw_KE"/>
-          </w:rPr>
-          <w:rPr>
-            <w:color w:val="0000EE"/>
-            <w:u w:val="single"/>
-          </w:rPr>
-          <w:t>14:1</w:t>
-        </w:r>
-      </w:hyperlink>
+      <w:r>
+        <w:rPr>
+          <w:lang w:val="sw_KE" w:bidi="sw_KE"/>
+        </w:rPr>
+        <w:t>14:1</w:t>
+      </w:r>
       <w:r>
         <w:rPr>
           <w:lang w:val="sw_KE" w:bidi="sw_KE"/>
@@ -598,18 +568,12 @@
         </w:rPr>
         <w:t>i (</w:t>
       </w:r>
-      <w:hyperlink r:id="rId18">
-        <w:r>
-          <w:rPr>
-            <w:lang w:val="sw_KE" w:bidi="sw_KE"/>
-          </w:rPr>
-          <w:rPr>
-            <w:color w:val="0000EE"/>
-            <w:u w:val="single"/>
-          </w:rPr>
-          <w:t>15:16</w:t>
-        </w:r>
-      </w:hyperlink>
+      <w:r>
+        <w:rPr>
+          <w:lang w:val="sw_KE" w:bidi="sw_KE"/>
+        </w:rPr>
+        <w:t>15:16</w:t>
+      </w:r>
       <w:r>
         <w:rPr>
           <w:lang w:val="sw_KE" w:bidi="sw_KE"/>
@@ -655,144 +619,96 @@
         </w:rPr>
         <w:t>Mithali zilianzishwa na Solomoni (</w:t>
       </w:r>
-      <w:hyperlink r:id="rId19">
-        <w:r>
-          <w:rPr>
-            <w:lang w:val="sw_KE" w:bidi="sw_KE"/>
-          </w:rPr>
-          <w:rPr>
-            <w:color w:val="0000EE"/>
-            <w:u w:val="single"/>
-          </w:rPr>
-          <w:t>1:1</w:t>
-        </w:r>
-      </w:hyperlink>
+      <w:r>
+        <w:rPr>
+          <w:lang w:val="sw_KE" w:bidi="sw_KE"/>
+        </w:rPr>
+        <w:t>1:1</w:t>
+      </w:r>
       <w:r>
         <w:rPr>
           <w:lang w:val="sw_KE" w:bidi="sw_KE"/>
         </w:rPr>
         <w:t>), mfalme mwenye hekima (</w:t>
       </w:r>
-      <w:hyperlink r:id="rId20">
-        <w:r>
-          <w:rPr>
-            <w:lang w:val="sw_KE" w:bidi="sw_KE"/>
-          </w:rPr>
-          <w:rPr>
-            <w:color w:val="0000EE"/>
-            <w:u w:val="single"/>
-          </w:rPr>
-          <w:t>1 Fal 3:5–15</w:t>
-        </w:r>
-      </w:hyperlink>
+      <w:r>
+        <w:rPr>
+          <w:lang w:val="sw_KE" w:bidi="sw_KE"/>
+        </w:rPr>
+        <w:t>1 Fal 3:5–15</w:t>
+      </w:r>
       <w:r>
         <w:rPr>
           <w:lang w:val="sw_KE" w:bidi="sw_KE"/>
         </w:rPr>
         <w:t>) ambaye alikusanya methali za hekima na kuandika zake mwenyewe (</w:t>
       </w:r>
-      <w:hyperlink r:id="rId21">
-        <w:r>
-          <w:rPr>
-            <w:lang w:val="sw_KE" w:bidi="sw_KE"/>
-          </w:rPr>
-          <w:rPr>
-            <w:color w:val="0000EE"/>
-            <w:u w:val="single"/>
-          </w:rPr>
-          <w:t>1 Fal 4:29–32</w:t>
-        </w:r>
-      </w:hyperlink>
+      <w:r>
+        <w:rPr>
+          <w:lang w:val="sw_KE" w:bidi="sw_KE"/>
+        </w:rPr>
+        <w:t>1 Fal 4:29–32</w:t>
+      </w:r>
       <w:r>
         <w:rPr>
           <w:lang w:val="sw_KE" w:bidi="sw_KE"/>
         </w:rPr>
         <w:t>). Vifaa vilivyoandikwa au kuhaririwa na walimu wa baadaye viliongezwa. Kwa mfano, miaka mia mbili baada ya Solomoni, “washauri wa Mfalme Hezekia wa Yuda” walikusanya Mithali za ziada za Solomoni na kuziongeza kwenye mkusanyiko (</w:t>
       </w:r>
-      <w:hyperlink r:id="rId22">
-        <w:r>
-          <w:rPr>
-            <w:lang w:val="sw_KE" w:bidi="sw_KE"/>
-          </w:rPr>
-          <w:rPr>
-            <w:color w:val="0000EE"/>
-            <w:u w:val="single"/>
-          </w:rPr>
-          <w:t>Met 25:1</w:t>
-        </w:r>
-      </w:hyperlink>
+      <w:r>
+        <w:rPr>
+          <w:lang w:val="sw_KE" w:bidi="sw_KE"/>
+        </w:rPr>
+        <w:t>Met 25:1</w:t>
+      </w:r>
       <w:r>
         <w:rPr>
           <w:lang w:val="sw_KE" w:bidi="sw_KE"/>
         </w:rPr>
         <w:t>). Waandishi wengine au wahariri waliotajwa katika Mithali ni pamoja na Aguri (</w:t>
       </w:r>
-      <w:hyperlink r:id="rId23">
-        <w:r>
-          <w:rPr>
-            <w:lang w:val="sw_KE" w:bidi="sw_KE"/>
-          </w:rPr>
-          <w:rPr>
-            <w:color w:val="0000EE"/>
-            <w:u w:val="single"/>
-          </w:rPr>
-          <w:t>30:1</w:t>
-        </w:r>
-      </w:hyperlink>
+      <w:r>
+        <w:rPr>
+          <w:lang w:val="sw_KE" w:bidi="sw_KE"/>
+        </w:rPr>
+        <w:t>30:1</w:t>
+      </w:r>
       <w:r>
         <w:rPr>
           <w:lang w:val="sw_KE" w:bidi="sw_KE"/>
         </w:rPr>
         <w:t>), Lemueli (</w:t>
       </w:r>
-      <w:hyperlink r:id="rId24">
-        <w:r>
-          <w:rPr>
-            <w:lang w:val="sw_KE" w:bidi="sw_KE"/>
-          </w:rPr>
-          <w:rPr>
-            <w:color w:val="0000EE"/>
-            <w:u w:val="single"/>
-          </w:rPr>
-          <w:t>31:1</w:t>
-        </w:r>
-      </w:hyperlink>
+      <w:r>
+        <w:rPr>
+          <w:lang w:val="sw_KE" w:bidi="sw_KE"/>
+        </w:rPr>
+        <w:t>31:1</w:t>
+      </w:r>
       <w:r>
         <w:rPr>
           <w:lang w:val="sw_KE" w:bidi="sw_KE"/>
         </w:rPr>
         <w:t>), na “wenye hekima” (</w:t>
       </w:r>
-      <w:hyperlink r:id="rId25">
-        <w:r>
-          <w:rPr>
-            <w:lang w:val="sw_KE" w:bidi="sw_KE"/>
-          </w:rPr>
-          <w:rPr>
-            <w:color w:val="0000EE"/>
-            <w:u w:val="single"/>
-          </w:rPr>
-          <w:t>22:17</w:t>
-        </w:r>
-      </w:hyperlink>
+      <w:r>
+        <w:rPr>
+          <w:lang w:val="sw_KE" w:bidi="sw_KE"/>
+        </w:rPr>
+        <w:t>22:17</w:t>
+      </w:r>
       <w:r>
         <w:rPr>
           <w:lang w:val="sw_KE" w:bidi="sw_KE"/>
         </w:rPr>
         <w:t xml:space="preserve">; </w:t>
       </w:r>
-      <w:hyperlink r:id="rId26">
-        <w:r>
-          <w:rPr>
-            <w:lang w:val="sw_KE" w:bidi="sw_KE"/>
-          </w:rPr>
-          <w:rPr>
-            <w:color w:val="0000EE"/>
-            <w:u w:val="single"/>
-          </w:rPr>
-          <w:t>24:23</w:t>
-        </w:r>
-      </w:hyperlink>
+      <w:r>
+        <w:rPr>
+          <w:lang w:val="sw_KE" w:bidi="sw_KE"/>
+        </w:rPr>
+        <w:t>24:23</w:t>
+      </w:r>
       <w:r>
         <w:rPr>
           <w:lang w:val="sw_KE" w:bidi="sw_KE"/>
@@ -813,18 +729,12 @@
         </w:rPr>
         <w:t>Baadhi ya methali zinaathiriwa na mataifa jirani, kama vile "methali thelathini" za wenye hekima (</w:t>
       </w:r>
-      <w:hyperlink r:id="rId27">
-        <w:r>
-          <w:rPr>
-            <w:lang w:val="sw_KE" w:bidi="sw_KE"/>
-          </w:rPr>
-          <w:rPr>
-            <w:color w:val="0000EE"/>
-            <w:u w:val="single"/>
-          </w:rPr>
-          <w:t>22:17–24:22</w:t>
-        </w:r>
-      </w:hyperlink>
+      <w:r>
+        <w:rPr>
+          <w:lang w:val="sw_KE" w:bidi="sw_KE"/>
+        </w:rPr>
+        <w:t>22:17–24:22</w:t>
+      </w:r>
       <w:r>
         <w:rPr>
           <w:lang w:val="sw_KE" w:bidi="sw_KE"/>
@@ -863,18 +773,12 @@
           <w:lang w:val="sw_KE" w:bidi="sw_KE"/>
         </w:rPr>
       </w:r>
-      <w:hyperlink r:id="rId28">
-        <w:r>
-          <w:rPr>
-            <w:lang w:val="sw_KE" w:bidi="sw_KE"/>
-          </w:rPr>
-          <w:rPr>
-            <w:color w:val="0000EE"/>
-            <w:u w:val="single"/>
-          </w:rPr>
-          <w:t>Mithali 1:8–9:18</w:t>
-        </w:r>
-      </w:hyperlink>
+      <w:r>
+        <w:rPr>
+          <w:lang w:val="sw_KE" w:bidi="sw_KE"/>
+        </w:rPr>
+        <w:t>Mithali 1:8–9:18</w:t>
+      </w:r>
       <w:r>
         <w:rPr>
           <w:lang w:val="sw_KE" w:bidi="sw_KE"/>
@@ -894,18 +798,12 @@
         </w:rPr>
         <w:t xml:space="preserve"> wa Misri alikuwa mwanafunzi. Hata hivyo, uwepo wa "mama" katika Mithali (kwa mfano, </w:t>
       </w:r>
-      <w:hyperlink r:id="rId29">
-        <w:r>
-          <w:rPr>
-            <w:lang w:val="sw_KE" w:bidi="sw_KE"/>
-          </w:rPr>
-          <w:rPr>
-            <w:color w:val="0000EE"/>
-            <w:u w:val="single"/>
-          </w:rPr>
-          <w:t>1:8</w:t>
-        </w:r>
-      </w:hyperlink>
+      <w:r>
+        <w:rPr>
+          <w:lang w:val="sw_KE" w:bidi="sw_KE"/>
+        </w:rPr>
+        <w:t>1:8</w:t>
+      </w:r>
       <w:r>
         <w:rPr>
           <w:lang w:val="sw_KE" w:bidi="sw_KE"/>
@@ -926,72 +824,48 @@
         </w:rPr>
         <w:t>Sehemu kubwa ya nyenzo ni bora zaidi kwa vijana wa kiume kuliko kwa wanawake (kama vile maonyo ya kuepuka wanawake wasio na maadili), lakini Mithali ina hadhira pana zaidi kuliko vijana wa kiume pekee. Kusudi lake ni kufundisha hekima kwa watu (</w:t>
       </w:r>
-      <w:hyperlink r:id="rId30">
-        <w:r>
-          <w:rPr>
-            <w:lang w:val="sw_KE" w:bidi="sw_KE"/>
-          </w:rPr>
-          <w:rPr>
-            <w:color w:val="0000EE"/>
-            <w:u w:val="single"/>
-          </w:rPr>
-          <w:t>1:2</w:t>
-        </w:r>
-      </w:hyperlink>
+      <w:r>
+        <w:rPr>
+          <w:lang w:val="sw_KE" w:bidi="sw_KE"/>
+        </w:rPr>
+        <w:t>1:2</w:t>
+      </w:r>
       <w:r>
         <w:rPr>
           <w:lang w:val="sw_KE" w:bidi="sw_KE"/>
         </w:rPr>
         <w:t>), kwa wote wasio na uzoefu (</w:t>
       </w:r>
-      <w:hyperlink r:id="rId31">
-        <w:r>
-          <w:rPr>
-            <w:lang w:val="sw_KE" w:bidi="sw_KE"/>
-          </w:rPr>
-          <w:rPr>
-            <w:color w:val="0000EE"/>
-            <w:u w:val="single"/>
-          </w:rPr>
-          <w:t>1:4</w:t>
-        </w:r>
-      </w:hyperlink>
+      <w:r>
+        <w:rPr>
+          <w:lang w:val="sw_KE" w:bidi="sw_KE"/>
+        </w:rPr>
+        <w:t>1:4</w:t>
+      </w:r>
       <w:r>
         <w:rPr>
           <w:lang w:val="sw_KE" w:bidi="sw_KE"/>
         </w:rPr>
         <w:t>) na kwa wenye hekima (</w:t>
       </w:r>
-      <w:hyperlink r:id="rId32">
-        <w:r>
-          <w:rPr>
-            <w:lang w:val="sw_KE" w:bidi="sw_KE"/>
-          </w:rPr>
-          <w:rPr>
-            <w:color w:val="0000EE"/>
-            <w:u w:val="single"/>
-          </w:rPr>
-          <w:t>1:5</w:t>
-        </w:r>
-      </w:hyperlink>
+      <w:r>
+        <w:rPr>
+          <w:lang w:val="sw_KE" w:bidi="sw_KE"/>
+        </w:rPr>
+        <w:t>1:5</w:t>
+      </w:r>
       <w:r>
         <w:rPr>
           <w:lang w:val="sw_KE" w:bidi="sw_KE"/>
         </w:rPr>
         <w:t>). Mithali inawalenga wote—lakini si kila mtu atapokea (</w:t>
       </w:r>
-      <w:hyperlink r:id="rId33">
-        <w:r>
-          <w:rPr>
-            <w:lang w:val="sw_KE" w:bidi="sw_KE"/>
-          </w:rPr>
-          <w:rPr>
-            <w:color w:val="0000EE"/>
-            <w:u w:val="single"/>
-          </w:rPr>
-          <w:t>1:7</w:t>
-        </w:r>
-      </w:hyperlink>
+      <w:r>
+        <w:rPr>
+          <w:lang w:val="sw_KE" w:bidi="sw_KE"/>
+        </w:rPr>
+        <w:t>1:7</w:t>
+      </w:r>
       <w:r>
         <w:rPr>
           <w:lang w:val="sw_KE" w:bidi="sw_KE"/>
@@ -1051,18 +925,12 @@
         </w:rPr>
         <w:t>Wakati mwingine ushauri wa Mithali unaweza kuonekana kujipinga, lakini hekima na kusoma kwa makini hufichua hali ambazo kila kipande cha ushauri kinatumika. Je, tunapaswa kujibu hoja za mpumbavu? Au tunapaswa kuwa kimya tunapotambua kwamba tunabishana na mpumbavu (</w:t>
       </w:r>
-      <w:hyperlink r:id="rId34">
-        <w:r>
-          <w:rPr>
-            <w:lang w:val="sw_KE" w:bidi="sw_KE"/>
-          </w:rPr>
-          <w:rPr>
-            <w:color w:val="0000EE"/>
-            <w:u w:val="single"/>
-          </w:rPr>
-          <w:t>26:4–5</w:t>
-        </w:r>
-      </w:hyperlink>
+      <w:r>
+        <w:rPr>
+          <w:lang w:val="sw_KE" w:bidi="sw_KE"/>
+        </w:rPr>
+        <w:t>26:4–5</w:t>
+      </w:r>
       <w:r>
         <w:rPr>
           <w:lang w:val="sw_KE" w:bidi="sw_KE"/>
@@ -1083,18 +951,12 @@
         </w:rPr>
         <w:t xml:space="preserve">Hekima ya Mithali ni ya vitendo, lakini methali hizo zina zaidi ya ushauri mzuri. Hekima ya kweli inategemea uhusiano wa heshima uliojaa imani na Mungu, ambaye ndiye chanzo halisi cha hekima yote. Ujumbe huu umeelezwa katika </w:t>
       </w:r>
-      <w:hyperlink r:id="rId33">
-        <w:r>
-          <w:rPr>
-            <w:lang w:val="sw_KE" w:bidi="sw_KE"/>
-          </w:rPr>
-          <w:rPr>
-            <w:color w:val="0000EE"/>
-            <w:u w:val="single"/>
-          </w:rPr>
-          <w:t>1:7</w:t>
-        </w:r>
-      </w:hyperlink>
+      <w:r>
+        <w:rPr>
+          <w:lang w:val="sw_KE" w:bidi="sw_KE"/>
+        </w:rPr>
+        <w:t>1:7</w:t>
+      </w:r>
       <w:r>
         <w:rPr>
           <w:lang w:val="sw_KE" w:bidi="sw_KE"/>
